--- a/GHAZALA_timetable.docx
+++ b/GHAZALA_timetable.docx
@@ -7,7 +7,12 @@
         <w:pStyle w:val="Title"/>
       </w:pPr>
       <w:r>
-        <w:t>Teacher Timetable - GHAZALA</w:t>
+        <w:t>Teacher Timetable — GHAZALA</w:t>
+      </w:r>
+    </w:p>
+    <w:p>
+      <w:r>
+        <w:t>Total Weekly Periods: 21</w:t>
       </w:r>
     </w:p>
     <w:tbl>
@@ -17,17 +22,19 @@
         <w:tblLook w:firstColumn="1" w:firstRow="1" w:lastColumn="0" w:lastRow="0" w:noHBand="0" w:noVBand="1" w:val="04A0"/>
       </w:tblPr>
       <w:tblGrid>
-        <w:gridCol w:w="1440"/>
-        <w:gridCol w:w="1440"/>
-        <w:gridCol w:w="1440"/>
-        <w:gridCol w:w="1440"/>
-        <w:gridCol w:w="1440"/>
-        <w:gridCol w:w="1440"/>
+        <w:gridCol w:w="1080"/>
+        <w:gridCol w:w="1080"/>
+        <w:gridCol w:w="1080"/>
+        <w:gridCol w:w="1080"/>
+        <w:gridCol w:w="1080"/>
+        <w:gridCol w:w="1080"/>
+        <w:gridCol w:w="1080"/>
+        <w:gridCol w:w="1080"/>
       </w:tblGrid>
       <w:tr>
         <w:tc>
           <w:tcPr>
-            <w:tcW w:type="dxa" w:w="1440"/>
+            <w:tcW w:type="dxa" w:w="1080"/>
           </w:tcPr>
           <w:p>
             <w:r>
@@ -37,51 +44,71 @@
         </w:tc>
         <w:tc>
           <w:tcPr>
-            <w:tcW w:type="dxa" w:w="1440"/>
+            <w:tcW w:type="dxa" w:w="1080"/>
           </w:tcPr>
           <w:p>
             <w:r>
-              <w:t>Monday</w:t>
+              <w:t>Mon-Thu Time</w:t>
             </w:r>
           </w:p>
         </w:tc>
         <w:tc>
           <w:tcPr>
-            <w:tcW w:type="dxa" w:w="1440"/>
+            <w:tcW w:type="dxa" w:w="1080"/>
           </w:tcPr>
           <w:p>
             <w:r>
-              <w:t>Tuesday</w:t>
+              <w:t>Mon</w:t>
             </w:r>
           </w:p>
         </w:tc>
         <w:tc>
           <w:tcPr>
-            <w:tcW w:type="dxa" w:w="1440"/>
+            <w:tcW w:type="dxa" w:w="1080"/>
           </w:tcPr>
           <w:p>
             <w:r>
-              <w:t>Wednesday</w:t>
+              <w:t>Tue</w:t>
             </w:r>
           </w:p>
         </w:tc>
         <w:tc>
           <w:tcPr>
-            <w:tcW w:type="dxa" w:w="1440"/>
+            <w:tcW w:type="dxa" w:w="1080"/>
           </w:tcPr>
           <w:p>
             <w:r>
-              <w:t>Thursday</w:t>
+              <w:t>Wed</w:t>
             </w:r>
           </w:p>
         </w:tc>
         <w:tc>
           <w:tcPr>
-            <w:tcW w:type="dxa" w:w="1440"/>
+            <w:tcW w:type="dxa" w:w="1080"/>
           </w:tcPr>
           <w:p>
             <w:r>
-              <w:t>Friday</w:t>
+              <w:t>Thu</w:t>
+            </w:r>
+          </w:p>
+        </w:tc>
+        <w:tc>
+          <w:tcPr>
+            <w:tcW w:type="dxa" w:w="1080"/>
+          </w:tcPr>
+          <w:p>
+            <w:r>
+              <w:t>Fri</w:t>
+            </w:r>
+          </w:p>
+        </w:tc>
+        <w:tc>
+          <w:tcPr>
+            <w:tcW w:type="dxa" w:w="1080"/>
+          </w:tcPr>
+          <w:p>
+            <w:r>
+              <w:t>Fri Time</w:t>
             </w:r>
           </w:p>
         </w:tc>
@@ -89,7 +116,7 @@
       <w:tr>
         <w:tc>
           <w:tcPr>
-            <w:tcW w:type="dxa" w:w="1440"/>
+            <w:tcW w:type="dxa" w:w="1080"/>
           </w:tcPr>
           <w:p>
             <w:r>
@@ -99,7 +126,17 @@
         </w:tc>
         <w:tc>
           <w:tcPr>
-            <w:tcW w:type="dxa" w:w="1440"/>
+            <w:tcW w:type="dxa" w:w="1080"/>
+          </w:tcPr>
+          <w:p>
+            <w:r>
+              <w:t>8:00-8:50</w:t>
+            </w:r>
+          </w:p>
+        </w:tc>
+        <w:tc>
+          <w:tcPr>
+            <w:tcW w:type="dxa" w:w="1080"/>
           </w:tcPr>
           <w:p>
             <w:r>
@@ -111,7 +148,7 @@
         </w:tc>
         <w:tc>
           <w:tcPr>
-            <w:tcW w:type="dxa" w:w="1440"/>
+            <w:tcW w:type="dxa" w:w="1080"/>
           </w:tcPr>
           <w:p>
             <w:r>
@@ -123,7 +160,7 @@
         </w:tc>
         <w:tc>
           <w:tcPr>
-            <w:tcW w:type="dxa" w:w="1440"/>
+            <w:tcW w:type="dxa" w:w="1080"/>
           </w:tcPr>
           <w:p>
             <w:r>
@@ -135,7 +172,7 @@
         </w:tc>
         <w:tc>
           <w:tcPr>
-            <w:tcW w:type="dxa" w:w="1440"/>
+            <w:tcW w:type="dxa" w:w="1080"/>
           </w:tcPr>
           <w:p>
             <w:r>
@@ -147,7 +184,7 @@
         </w:tc>
         <w:tc>
           <w:tcPr>
-            <w:tcW w:type="dxa" w:w="1440"/>
+            <w:tcW w:type="dxa" w:w="1080"/>
           </w:tcPr>
           <w:p>
             <w:r>
@@ -157,11 +194,21 @@
             </w:r>
           </w:p>
         </w:tc>
+        <w:tc>
+          <w:tcPr>
+            <w:tcW w:type="dxa" w:w="1080"/>
+          </w:tcPr>
+          <w:p>
+            <w:r>
+              <w:t>8:00-8:40</w:t>
+            </w:r>
+          </w:p>
+        </w:tc>
       </w:tr>
       <w:tr>
         <w:tc>
           <w:tcPr>
-            <w:tcW w:type="dxa" w:w="1440"/>
+            <w:tcW w:type="dxa" w:w="1080"/>
           </w:tcPr>
           <w:p>
             <w:r>
@@ -171,7 +218,17 @@
         </w:tc>
         <w:tc>
           <w:tcPr>
-            <w:tcW w:type="dxa" w:w="1440"/>
+            <w:tcW w:type="dxa" w:w="1080"/>
+          </w:tcPr>
+          <w:p>
+            <w:r>
+              <w:t>8:50-9:30</w:t>
+            </w:r>
+          </w:p>
+        </w:tc>
+        <w:tc>
+          <w:tcPr>
+            <w:tcW w:type="dxa" w:w="1080"/>
           </w:tcPr>
           <w:p>
             <w:r>
@@ -183,7 +240,7 @@
         </w:tc>
         <w:tc>
           <w:tcPr>
-            <w:tcW w:type="dxa" w:w="1440"/>
+            <w:tcW w:type="dxa" w:w="1080"/>
           </w:tcPr>
           <w:p>
             <w:r/>
@@ -191,7 +248,7 @@
         </w:tc>
         <w:tc>
           <w:tcPr>
-            <w:tcW w:type="dxa" w:w="1440"/>
+            <w:tcW w:type="dxa" w:w="1080"/>
           </w:tcPr>
           <w:p>
             <w:r/>
@@ -199,7 +256,7 @@
         </w:tc>
         <w:tc>
           <w:tcPr>
-            <w:tcW w:type="dxa" w:w="1440"/>
+            <w:tcW w:type="dxa" w:w="1080"/>
           </w:tcPr>
           <w:p>
             <w:r>
@@ -211,17 +268,27 @@
         </w:tc>
         <w:tc>
           <w:tcPr>
-            <w:tcW w:type="dxa" w:w="1440"/>
+            <w:tcW w:type="dxa" w:w="1080"/>
           </w:tcPr>
           <w:p>
             <w:r/>
+          </w:p>
+        </w:tc>
+        <w:tc>
+          <w:tcPr>
+            <w:tcW w:type="dxa" w:w="1080"/>
+          </w:tcPr>
+          <w:p>
+            <w:r>
+              <w:t>8:40-9:15</w:t>
+            </w:r>
           </w:p>
         </w:tc>
       </w:tr>
       <w:tr>
         <w:tc>
           <w:tcPr>
-            <w:tcW w:type="dxa" w:w="1440"/>
+            <w:tcW w:type="dxa" w:w="1080"/>
           </w:tcPr>
           <w:p>
             <w:r>
@@ -231,7 +298,17 @@
         </w:tc>
         <w:tc>
           <w:tcPr>
-            <w:tcW w:type="dxa" w:w="1440"/>
+            <w:tcW w:type="dxa" w:w="1080"/>
+          </w:tcPr>
+          <w:p>
+            <w:r>
+              <w:t>9:30-10:10</w:t>
+            </w:r>
+          </w:p>
+        </w:tc>
+        <w:tc>
+          <w:tcPr>
+            <w:tcW w:type="dxa" w:w="1080"/>
           </w:tcPr>
           <w:p>
             <w:r/>
@@ -239,7 +316,7 @@
         </w:tc>
         <w:tc>
           <w:tcPr>
-            <w:tcW w:type="dxa" w:w="1440"/>
+            <w:tcW w:type="dxa" w:w="1080"/>
           </w:tcPr>
           <w:p>
             <w:r/>
@@ -247,7 +324,7 @@
         </w:tc>
         <w:tc>
           <w:tcPr>
-            <w:tcW w:type="dxa" w:w="1440"/>
+            <w:tcW w:type="dxa" w:w="1080"/>
           </w:tcPr>
           <w:p>
             <w:r/>
@@ -255,7 +332,7 @@
         </w:tc>
         <w:tc>
           <w:tcPr>
-            <w:tcW w:type="dxa" w:w="1440"/>
+            <w:tcW w:type="dxa" w:w="1080"/>
           </w:tcPr>
           <w:p>
             <w:r/>
@@ -263,7 +340,7 @@
         </w:tc>
         <w:tc>
           <w:tcPr>
-            <w:tcW w:type="dxa" w:w="1440"/>
+            <w:tcW w:type="dxa" w:w="1080"/>
           </w:tcPr>
           <w:p>
             <w:r>
@@ -273,11 +350,21 @@
             </w:r>
           </w:p>
         </w:tc>
+        <w:tc>
+          <w:tcPr>
+            <w:tcW w:type="dxa" w:w="1080"/>
+          </w:tcPr>
+          <w:p>
+            <w:r>
+              <w:t>9:15-9:50</w:t>
+            </w:r>
+          </w:p>
+        </w:tc>
       </w:tr>
       <w:tr>
         <w:tc>
           <w:tcPr>
-            <w:tcW w:type="dxa" w:w="1440"/>
+            <w:tcW w:type="dxa" w:w="1080"/>
           </w:tcPr>
           <w:p>
             <w:r>
@@ -287,7 +374,17 @@
         </w:tc>
         <w:tc>
           <w:tcPr>
-            <w:tcW w:type="dxa" w:w="1440"/>
+            <w:tcW w:type="dxa" w:w="1080"/>
+          </w:tcPr>
+          <w:p>
+            <w:r>
+              <w:t>10:10-10:50</w:t>
+            </w:r>
+          </w:p>
+        </w:tc>
+        <w:tc>
+          <w:tcPr>
+            <w:tcW w:type="dxa" w:w="1080"/>
           </w:tcPr>
           <w:p>
             <w:r>
@@ -299,7 +396,7 @@
         </w:tc>
         <w:tc>
           <w:tcPr>
-            <w:tcW w:type="dxa" w:w="1440"/>
+            <w:tcW w:type="dxa" w:w="1080"/>
           </w:tcPr>
           <w:p>
             <w:r>
@@ -311,7 +408,7 @@
         </w:tc>
         <w:tc>
           <w:tcPr>
-            <w:tcW w:type="dxa" w:w="1440"/>
+            <w:tcW w:type="dxa" w:w="1080"/>
           </w:tcPr>
           <w:p>
             <w:r>
@@ -323,7 +420,7 @@
         </w:tc>
         <w:tc>
           <w:tcPr>
-            <w:tcW w:type="dxa" w:w="1440"/>
+            <w:tcW w:type="dxa" w:w="1080"/>
           </w:tcPr>
           <w:p>
             <w:r/>
@@ -331,7 +428,7 @@
         </w:tc>
         <w:tc>
           <w:tcPr>
-            <w:tcW w:type="dxa" w:w="1440"/>
+            <w:tcW w:type="dxa" w:w="1080"/>
           </w:tcPr>
           <w:p>
             <w:r>
@@ -341,11 +438,21 @@
             </w:r>
           </w:p>
         </w:tc>
+        <w:tc>
+          <w:tcPr>
+            <w:tcW w:type="dxa" w:w="1080"/>
+          </w:tcPr>
+          <w:p>
+            <w:r>
+              <w:t>9:50-10:25</w:t>
+            </w:r>
+          </w:p>
+        </w:tc>
       </w:tr>
       <w:tr>
         <w:tc>
           <w:tcPr>
-            <w:tcW w:type="dxa" w:w="1440"/>
+            <w:tcW w:type="dxa" w:w="1080"/>
           </w:tcPr>
           <w:p>
             <w:r>
@@ -355,7 +462,17 @@
         </w:tc>
         <w:tc>
           <w:tcPr>
-            <w:tcW w:type="dxa" w:w="1440"/>
+            <w:tcW w:type="dxa" w:w="1080"/>
+          </w:tcPr>
+          <w:p>
+            <w:r>
+              <w:t>10:50-11:30</w:t>
+            </w:r>
+          </w:p>
+        </w:tc>
+        <w:tc>
+          <w:tcPr>
+            <w:tcW w:type="dxa" w:w="1080"/>
           </w:tcPr>
           <w:p>
             <w:r/>
@@ -363,7 +480,7 @@
         </w:tc>
         <w:tc>
           <w:tcPr>
-            <w:tcW w:type="dxa" w:w="1440"/>
+            <w:tcW w:type="dxa" w:w="1080"/>
           </w:tcPr>
           <w:p>
             <w:r>
@@ -375,7 +492,7 @@
         </w:tc>
         <w:tc>
           <w:tcPr>
-            <w:tcW w:type="dxa" w:w="1440"/>
+            <w:tcW w:type="dxa" w:w="1080"/>
           </w:tcPr>
           <w:p>
             <w:r>
@@ -387,7 +504,7 @@
         </w:tc>
         <w:tc>
           <w:tcPr>
-            <w:tcW w:type="dxa" w:w="1440"/>
+            <w:tcW w:type="dxa" w:w="1080"/>
           </w:tcPr>
           <w:p>
             <w:r>
@@ -399,7 +516,81 @@
         </w:tc>
         <w:tc>
           <w:tcPr>
-            <w:tcW w:type="dxa" w:w="1440"/>
+            <w:tcW w:type="dxa" w:w="1080"/>
+          </w:tcPr>
+          <w:p>
+            <w:r>
+              <w:t>Lunch</w:t>
+            </w:r>
+          </w:p>
+        </w:tc>
+        <w:tc>
+          <w:tcPr>
+            <w:tcW w:type="dxa" w:w="1080"/>
+          </w:tcPr>
+          <w:p>
+            <w:r>
+              <w:t>10:55-11:35</w:t>
+            </w:r>
+          </w:p>
+        </w:tc>
+      </w:tr>
+      <w:tr>
+        <w:tc>
+          <w:tcPr>
+            <w:tcW w:type="dxa" w:w="1080"/>
+          </w:tcPr>
+          <w:p>
+            <w:r>
+              <w:t>Lunch</w:t>
+            </w:r>
+          </w:p>
+        </w:tc>
+        <w:tc>
+          <w:tcPr>
+            <w:tcW w:type="dxa" w:w="1080"/>
+          </w:tcPr>
+          <w:p>
+            <w:r>
+              <w:t>11:30-12:00</w:t>
+            </w:r>
+          </w:p>
+        </w:tc>
+        <w:tc>
+          <w:tcPr>
+            <w:tcW w:type="dxa" w:w="1080"/>
+          </w:tcPr>
+          <w:p>
+            <w:r/>
+          </w:p>
+        </w:tc>
+        <w:tc>
+          <w:tcPr>
+            <w:tcW w:type="dxa" w:w="1080"/>
+          </w:tcPr>
+          <w:p>
+            <w:r/>
+          </w:p>
+        </w:tc>
+        <w:tc>
+          <w:tcPr>
+            <w:tcW w:type="dxa" w:w="1080"/>
+          </w:tcPr>
+          <w:p>
+            <w:r/>
+          </w:p>
+        </w:tc>
+        <w:tc>
+          <w:tcPr>
+            <w:tcW w:type="dxa" w:w="1080"/>
+          </w:tcPr>
+          <w:p>
+            <w:r/>
+          </w:p>
+        </w:tc>
+        <w:tc>
+          <w:tcPr>
+            <w:tcW w:type="dxa" w:w="1080"/>
           </w:tcPr>
           <w:p>
             <w:r>
@@ -409,63 +600,21 @@
             </w:r>
           </w:p>
         </w:tc>
-      </w:tr>
-      <w:tr>
         <w:tc>
           <w:tcPr>
-            <w:tcW w:type="dxa" w:w="1440"/>
+            <w:tcW w:type="dxa" w:w="1080"/>
           </w:tcPr>
           <w:p>
             <w:r>
-              <w:t>Lunch</w:t>
+              <w:t>10:25-10:55</w:t>
             </w:r>
-          </w:p>
-        </w:tc>
-        <w:tc>
-          <w:tcPr>
-            <w:tcW w:type="dxa" w:w="1440"/>
-          </w:tcPr>
-          <w:p>
-            <w:r/>
-          </w:p>
-        </w:tc>
-        <w:tc>
-          <w:tcPr>
-            <w:tcW w:type="dxa" w:w="1440"/>
-          </w:tcPr>
-          <w:p>
-            <w:r/>
-          </w:p>
-        </w:tc>
-        <w:tc>
-          <w:tcPr>
-            <w:tcW w:type="dxa" w:w="1440"/>
-          </w:tcPr>
-          <w:p>
-            <w:r/>
-          </w:p>
-        </w:tc>
-        <w:tc>
-          <w:tcPr>
-            <w:tcW w:type="dxa" w:w="1440"/>
-          </w:tcPr>
-          <w:p>
-            <w:r/>
-          </w:p>
-        </w:tc>
-        <w:tc>
-          <w:tcPr>
-            <w:tcW w:type="dxa" w:w="1440"/>
-          </w:tcPr>
-          <w:p>
-            <w:r/>
           </w:p>
         </w:tc>
       </w:tr>
       <w:tr>
         <w:tc>
           <w:tcPr>
-            <w:tcW w:type="dxa" w:w="1440"/>
+            <w:tcW w:type="dxa" w:w="1080"/>
           </w:tcPr>
           <w:p>
             <w:r>
@@ -475,7 +624,17 @@
         </w:tc>
         <w:tc>
           <w:tcPr>
-            <w:tcW w:type="dxa" w:w="1440"/>
+            <w:tcW w:type="dxa" w:w="1080"/>
+          </w:tcPr>
+          <w:p>
+            <w:r>
+              <w:t>12:00-12:40</w:t>
+            </w:r>
+          </w:p>
+        </w:tc>
+        <w:tc>
+          <w:tcPr>
+            <w:tcW w:type="dxa" w:w="1080"/>
           </w:tcPr>
           <w:p>
             <w:r>
@@ -487,7 +646,7 @@
         </w:tc>
         <w:tc>
           <w:tcPr>
-            <w:tcW w:type="dxa" w:w="1440"/>
+            <w:tcW w:type="dxa" w:w="1080"/>
           </w:tcPr>
           <w:p>
             <w:r>
@@ -499,7 +658,7 @@
         </w:tc>
         <w:tc>
           <w:tcPr>
-            <w:tcW w:type="dxa" w:w="1440"/>
+            <w:tcW w:type="dxa" w:w="1080"/>
           </w:tcPr>
           <w:p>
             <w:r>
@@ -511,7 +670,7 @@
         </w:tc>
         <w:tc>
           <w:tcPr>
-            <w:tcW w:type="dxa" w:w="1440"/>
+            <w:tcW w:type="dxa" w:w="1080"/>
           </w:tcPr>
           <w:p>
             <w:r/>
@@ -519,31 +678,7 @@
         </w:tc>
         <w:tc>
           <w:tcPr>
-            <w:tcW w:type="dxa" w:w="1440"/>
-          </w:tcPr>
-          <w:p>
-            <w:r>
-              <w:t>8B</w:t>
-              <w:br/>
-              <w:t>SINDHI</w:t>
-            </w:r>
-          </w:p>
-        </w:tc>
-      </w:tr>
-      <w:tr>
-        <w:tc>
-          <w:tcPr>
-            <w:tcW w:type="dxa" w:w="1440"/>
-          </w:tcPr>
-          <w:p>
-            <w:r>
-              <w:t>P7</w:t>
-            </w:r>
-          </w:p>
-        </w:tc>
-        <w:tc>
-          <w:tcPr>
-            <w:tcW w:type="dxa" w:w="1440"/>
+            <w:tcW w:type="dxa" w:w="1080"/>
           </w:tcPr>
           <w:p>
             <w:r>
@@ -555,7 +690,51 @@
         </w:tc>
         <w:tc>
           <w:tcPr>
-            <w:tcW w:type="dxa" w:w="1440"/>
+            <w:tcW w:type="dxa" w:w="1080"/>
+          </w:tcPr>
+          <w:p>
+            <w:r>
+              <w:t>11:35-12:15</w:t>
+            </w:r>
+          </w:p>
+        </w:tc>
+      </w:tr>
+      <w:tr>
+        <w:tc>
+          <w:tcPr>
+            <w:tcW w:type="dxa" w:w="1080"/>
+          </w:tcPr>
+          <w:p>
+            <w:r>
+              <w:t>P7</w:t>
+            </w:r>
+          </w:p>
+        </w:tc>
+        <w:tc>
+          <w:tcPr>
+            <w:tcW w:type="dxa" w:w="1080"/>
+          </w:tcPr>
+          <w:p>
+            <w:r>
+              <w:t>12:40-1:20</w:t>
+            </w:r>
+          </w:p>
+        </w:tc>
+        <w:tc>
+          <w:tcPr>
+            <w:tcW w:type="dxa" w:w="1080"/>
+          </w:tcPr>
+          <w:p>
+            <w:r>
+              <w:t>8B</w:t>
+              <w:br/>
+              <w:t>SINDHI</w:t>
+            </w:r>
+          </w:p>
+        </w:tc>
+        <w:tc>
+          <w:tcPr>
+            <w:tcW w:type="dxa" w:w="1080"/>
           </w:tcPr>
           <w:p>
             <w:r/>
@@ -563,7 +742,7 @@
         </w:tc>
         <w:tc>
           <w:tcPr>
-            <w:tcW w:type="dxa" w:w="1440"/>
+            <w:tcW w:type="dxa" w:w="1080"/>
           </w:tcPr>
           <w:p>
             <w:r/>
@@ -571,7 +750,7 @@
         </w:tc>
         <w:tc>
           <w:tcPr>
-            <w:tcW w:type="dxa" w:w="1440"/>
+            <w:tcW w:type="dxa" w:w="1080"/>
           </w:tcPr>
           <w:p>
             <w:r/>
@@ -579,7 +758,15 @@
         </w:tc>
         <w:tc>
           <w:tcPr>
-            <w:tcW w:type="dxa" w:w="1440"/>
+            <w:tcW w:type="dxa" w:w="1080"/>
+          </w:tcPr>
+          <w:p>
+            <w:r/>
+          </w:p>
+        </w:tc>
+        <w:tc>
+          <w:tcPr>
+            <w:tcW w:type="dxa" w:w="1080"/>
           </w:tcPr>
           <w:p>
             <w:r/>
@@ -589,7 +776,7 @@
       <w:tr>
         <w:tc>
           <w:tcPr>
-            <w:tcW w:type="dxa" w:w="1440"/>
+            <w:tcW w:type="dxa" w:w="1080"/>
           </w:tcPr>
           <w:p>
             <w:r>
@@ -599,7 +786,17 @@
         </w:tc>
         <w:tc>
           <w:tcPr>
-            <w:tcW w:type="dxa" w:w="1440"/>
+            <w:tcW w:type="dxa" w:w="1080"/>
+          </w:tcPr>
+          <w:p>
+            <w:r>
+              <w:t>1:20-2:00</w:t>
+            </w:r>
+          </w:p>
+        </w:tc>
+        <w:tc>
+          <w:tcPr>
+            <w:tcW w:type="dxa" w:w="1080"/>
           </w:tcPr>
           <w:p>
             <w:r/>
@@ -607,7 +804,7 @@
         </w:tc>
         <w:tc>
           <w:tcPr>
-            <w:tcW w:type="dxa" w:w="1440"/>
+            <w:tcW w:type="dxa" w:w="1080"/>
           </w:tcPr>
           <w:p>
             <w:r/>
@@ -615,7 +812,7 @@
         </w:tc>
         <w:tc>
           <w:tcPr>
-            <w:tcW w:type="dxa" w:w="1440"/>
+            <w:tcW w:type="dxa" w:w="1080"/>
           </w:tcPr>
           <w:p>
             <w:r/>
@@ -623,7 +820,7 @@
         </w:tc>
         <w:tc>
           <w:tcPr>
-            <w:tcW w:type="dxa" w:w="1440"/>
+            <w:tcW w:type="dxa" w:w="1080"/>
           </w:tcPr>
           <w:p>
             <w:r/>
@@ -631,7 +828,15 @@
         </w:tc>
         <w:tc>
           <w:tcPr>
-            <w:tcW w:type="dxa" w:w="1440"/>
+            <w:tcW w:type="dxa" w:w="1080"/>
+          </w:tcPr>
+          <w:p>
+            <w:r/>
+          </w:p>
+        </w:tc>
+        <w:tc>
+          <w:tcPr>
+            <w:tcW w:type="dxa" w:w="1080"/>
           </w:tcPr>
           <w:p>
             <w:r/>

--- a/GHAZALA_timetable.docx
+++ b/GHAZALA_timetable.docx
@@ -188,7 +188,7 @@
           </w:tcPr>
           <w:p>
             <w:r>
-              <w:t>10F</w:t>
+              <w:t>10D</w:t>
               <w:br/>
               <w:t>SINDHI-X</w:t>
             </w:r>
@@ -232,18 +232,10 @@
           </w:tcPr>
           <w:p>
             <w:r>
-              <w:t>10B</w:t>
+              <w:t>8B</w:t>
               <w:br/>
-              <w:t>SINDHI-X</w:t>
+              <w:t>GP</w:t>
             </w:r>
-          </w:p>
-        </w:tc>
-        <w:tc>
-          <w:tcPr>
-            <w:tcW w:type="dxa" w:w="1080"/>
-          </w:tcPr>
-          <w:p>
-            <w:r/>
           </w:p>
         </w:tc>
         <w:tc>
@@ -263,6 +255,18 @@
               <w:t>10D</w:t>
               <w:br/>
               <w:t>SINDHI-X</w:t>
+            </w:r>
+          </w:p>
+        </w:tc>
+        <w:tc>
+          <w:tcPr>
+            <w:tcW w:type="dxa" w:w="1080"/>
+          </w:tcPr>
+          <w:p>
+            <w:r>
+              <w:t>8C</w:t>
+              <w:br/>
+              <w:t>GP</w:t>
             </w:r>
           </w:p>
         </w:tc>
@@ -344,7 +348,7 @@
           </w:tcPr>
           <w:p>
             <w:r>
-              <w:t>10B</w:t>
+              <w:t>10F</w:t>
               <w:br/>
               <w:t>SINDHI-X</w:t>
             </w:r>
@@ -387,35 +391,7 @@
             <w:tcW w:type="dxa" w:w="1080"/>
           </w:tcPr>
           <w:p>
-            <w:r>
-              <w:t>10D</w:t>
-              <w:br/>
-              <w:t>SINDHI-X</w:t>
-            </w:r>
-          </w:p>
-        </w:tc>
-        <w:tc>
-          <w:tcPr>
-            <w:tcW w:type="dxa" w:w="1080"/>
-          </w:tcPr>
-          <w:p>
-            <w:r>
-              <w:t>10D</w:t>
-              <w:br/>
-              <w:t>SINDHI-X</w:t>
-            </w:r>
-          </w:p>
-        </w:tc>
-        <w:tc>
-          <w:tcPr>
-            <w:tcW w:type="dxa" w:w="1080"/>
-          </w:tcPr>
-          <w:p>
-            <w:r>
-              <w:t>8D</w:t>
-              <w:br/>
-              <w:t>GP</w:t>
-            </w:r>
+            <w:r/>
           </w:p>
         </w:tc>
         <w:tc>
@@ -424,50 +400,6 @@
           </w:tcPr>
           <w:p>
             <w:r/>
-          </w:p>
-        </w:tc>
-        <w:tc>
-          <w:tcPr>
-            <w:tcW w:type="dxa" w:w="1080"/>
-          </w:tcPr>
-          <w:p>
-            <w:r>
-              <w:t>10D</w:t>
-              <w:br/>
-              <w:t>SINDHI-X</w:t>
-            </w:r>
-          </w:p>
-        </w:tc>
-        <w:tc>
-          <w:tcPr>
-            <w:tcW w:type="dxa" w:w="1080"/>
-          </w:tcPr>
-          <w:p>
-            <w:r>
-              <w:t>9:50-10:25</w:t>
-            </w:r>
-          </w:p>
-        </w:tc>
-      </w:tr>
-      <w:tr>
-        <w:tc>
-          <w:tcPr>
-            <w:tcW w:type="dxa" w:w="1080"/>
-          </w:tcPr>
-          <w:p>
-            <w:r>
-              <w:t>P5</w:t>
-            </w:r>
-          </w:p>
-        </w:tc>
-        <w:tc>
-          <w:tcPr>
-            <w:tcW w:type="dxa" w:w="1080"/>
-          </w:tcPr>
-          <w:p>
-            <w:r>
-              <w:t>10:50-11:30</w:t>
-            </w:r>
           </w:p>
         </w:tc>
         <w:tc>
@@ -495,11 +427,7 @@
             <w:tcW w:type="dxa" w:w="1080"/>
           </w:tcPr>
           <w:p>
-            <w:r>
-              <w:t>10D</w:t>
-              <w:br/>
-              <w:t>SINDHI-X</w:t>
-            </w:r>
+            <w:r/>
           </w:p>
         </w:tc>
         <w:tc>
@@ -508,29 +436,7 @@
           </w:tcPr>
           <w:p>
             <w:r>
-              <w:t>10B</w:t>
-              <w:br/>
-              <w:t>SINDHI-X</w:t>
-            </w:r>
-          </w:p>
-        </w:tc>
-        <w:tc>
-          <w:tcPr>
-            <w:tcW w:type="dxa" w:w="1080"/>
-          </w:tcPr>
-          <w:p>
-            <w:r>
-              <w:t>Lunch</w:t>
-            </w:r>
-          </w:p>
-        </w:tc>
-        <w:tc>
-          <w:tcPr>
-            <w:tcW w:type="dxa" w:w="1080"/>
-          </w:tcPr>
-          <w:p>
-            <w:r>
-              <w:t>10:55-11:35</w:t>
+              <w:t>9:50-10:25</w:t>
             </w:r>
           </w:p>
         </w:tc>
@@ -552,7 +458,7 @@
           </w:tcPr>
           <w:p>
             <w:r>
-              <w:t>11:30-12:00</w:t>
+              <w:t>10:50-11:20</w:t>
             </w:r>
           </w:p>
         </w:tc>
@@ -593,10 +499,28 @@
             <w:tcW w:type="dxa" w:w="1080"/>
           </w:tcPr>
           <w:p>
+            <w:r/>
+          </w:p>
+        </w:tc>
+        <w:tc>
+          <w:tcPr>
+            <w:tcW w:type="dxa" w:w="1080"/>
+          </w:tcPr>
+          <w:p>
             <w:r>
-              <w:t>8C</w:t>
-              <w:br/>
-              <w:t>GP</w:t>
+              <w:t>10:25-10:55</w:t>
+            </w:r>
+          </w:p>
+        </w:tc>
+      </w:tr>
+      <w:tr>
+        <w:tc>
+          <w:tcPr>
+            <w:tcW w:type="dxa" w:w="1080"/>
+          </w:tcPr>
+          <w:p>
+            <w:r>
+              <w:t>P5</w:t>
             </w:r>
           </w:p>
         </w:tc>
@@ -606,7 +530,77 @@
           </w:tcPr>
           <w:p>
             <w:r>
-              <w:t>10:25-10:55</w:t>
+              <w:t>11:20-12:00</w:t>
+            </w:r>
+          </w:p>
+        </w:tc>
+        <w:tc>
+          <w:tcPr>
+            <w:tcW w:type="dxa" w:w="1080"/>
+          </w:tcPr>
+          <w:p>
+            <w:r>
+              <w:t>10B</w:t>
+              <w:br/>
+              <w:t>SINDHI-X</w:t>
+            </w:r>
+          </w:p>
+        </w:tc>
+        <w:tc>
+          <w:tcPr>
+            <w:tcW w:type="dxa" w:w="1080"/>
+          </w:tcPr>
+          <w:p>
+            <w:r>
+              <w:t>8B</w:t>
+              <w:br/>
+              <w:t>SINDHI</w:t>
+            </w:r>
+          </w:p>
+        </w:tc>
+        <w:tc>
+          <w:tcPr>
+            <w:tcW w:type="dxa" w:w="1080"/>
+          </w:tcPr>
+          <w:p>
+            <w:r>
+              <w:t>8B</w:t>
+              <w:br/>
+              <w:t>SINDHI</w:t>
+            </w:r>
+          </w:p>
+        </w:tc>
+        <w:tc>
+          <w:tcPr>
+            <w:tcW w:type="dxa" w:w="1080"/>
+          </w:tcPr>
+          <w:p>
+            <w:r>
+              <w:t>10D</w:t>
+              <w:br/>
+              <w:t>SINDHI-X</w:t>
+            </w:r>
+          </w:p>
+        </w:tc>
+        <w:tc>
+          <w:tcPr>
+            <w:tcW w:type="dxa" w:w="1080"/>
+          </w:tcPr>
+          <w:p>
+            <w:r>
+              <w:t>10B</w:t>
+              <w:br/>
+              <w:t>SINDHI-X</w:t>
+            </w:r>
+          </w:p>
+        </w:tc>
+        <w:tc>
+          <w:tcPr>
+            <w:tcW w:type="dxa" w:w="1080"/>
+          </w:tcPr>
+          <w:p>
+            <w:r>
+              <w:t>10:55-11:35</w:t>
             </w:r>
           </w:p>
         </w:tc>
@@ -638,7 +632,7 @@
           </w:tcPr>
           <w:p>
             <w:r>
-              <w:t>10B</w:t>
+              <w:t>10D</w:t>
               <w:br/>
               <w:t>SINDHI-X</w:t>
             </w:r>
@@ -650,9 +644,9 @@
           </w:tcPr>
           <w:p>
             <w:r>
-              <w:t>8B</w:t>
+              <w:t>10D</w:t>
               <w:br/>
-              <w:t>GP</w:t>
+              <w:t>SINDHI-X</w:t>
             </w:r>
           </w:p>
         </w:tc>
@@ -662,9 +656,9 @@
           </w:tcPr>
           <w:p>
             <w:r>
-              <w:t>8B</w:t>
+              <w:t>10B</w:t>
               <w:br/>
-              <w:t>SINDHI</w:t>
+              <w:t>SINDHI-X</w:t>
             </w:r>
           </w:p>
         </w:tc>
@@ -681,11 +675,7 @@
             <w:tcW w:type="dxa" w:w="1080"/>
           </w:tcPr>
           <w:p>
-            <w:r>
-              <w:t>8B</w:t>
-              <w:br/>
-              <w:t>SINDHI</w:t>
-            </w:r>
+            <w:r/>
           </w:p>
         </w:tc>
         <w:tc>
@@ -725,11 +715,7 @@
             <w:tcW w:type="dxa" w:w="1080"/>
           </w:tcPr>
           <w:p>
-            <w:r>
-              <w:t>8B</w:t>
-              <w:br/>
-              <w:t>SINDHI</w:t>
-            </w:r>
+            <w:r/>
           </w:p>
         </w:tc>
         <w:tc>
@@ -737,7 +723,11 @@
             <w:tcW w:type="dxa" w:w="1080"/>
           </w:tcPr>
           <w:p>
-            <w:r/>
+            <w:r>
+              <w:t>10B</w:t>
+              <w:br/>
+              <w:t>SINDHI-X</w:t>
+            </w:r>
           </w:p>
         </w:tc>
         <w:tc>
@@ -799,7 +789,11 @@
             <w:tcW w:type="dxa" w:w="1080"/>
           </w:tcPr>
           <w:p>
-            <w:r/>
+            <w:r>
+              <w:t>8D</w:t>
+              <w:br/>
+              <w:t>GP</w:t>
+            </w:r>
           </w:p>
         </w:tc>
         <w:tc>
@@ -823,7 +817,11 @@
             <w:tcW w:type="dxa" w:w="1080"/>
           </w:tcPr>
           <w:p>
-            <w:r/>
+            <w:r>
+              <w:t>8B</w:t>
+              <w:br/>
+              <w:t>SINDHI</w:t>
+            </w:r>
           </w:p>
         </w:tc>
         <w:tc>

--- a/GHAZALA_timetable.docx
+++ b/GHAZALA_timetable.docx
@@ -22,92 +22,116 @@
         <w:tblLook w:firstColumn="1" w:firstRow="1" w:lastColumn="0" w:lastRow="0" w:noHBand="0" w:noVBand="1" w:val="04A0"/>
       </w:tblPr>
       <w:tblGrid>
-        <w:gridCol w:w="1080"/>
-        <w:gridCol w:w="1080"/>
-        <w:gridCol w:w="1080"/>
-        <w:gridCol w:w="1080"/>
-        <w:gridCol w:w="1080"/>
-        <w:gridCol w:w="1080"/>
-        <w:gridCol w:w="1080"/>
-        <w:gridCol w:w="1080"/>
+        <w:gridCol w:w="1530"/>
+        <w:gridCol w:w="1530"/>
+        <w:gridCol w:w="1530"/>
+        <w:gridCol w:w="1530"/>
+        <w:gridCol w:w="1530"/>
+        <w:gridCol w:w="1530"/>
+        <w:gridCol w:w="1530"/>
+        <w:gridCol w:w="1530"/>
       </w:tblGrid>
       <w:tr>
         <w:tc>
           <w:tcPr>
-            <w:tcW w:type="dxa" w:w="1080"/>
+            <w:tcW w:type="dxa" w:w="1530"/>
           </w:tcPr>
           <w:p>
             <w:r>
+              <w:rPr>
+                <w:b/>
+              </w:rPr>
               <w:t>Period</w:t>
             </w:r>
           </w:p>
         </w:tc>
         <w:tc>
           <w:tcPr>
-            <w:tcW w:type="dxa" w:w="1080"/>
+            <w:tcW w:type="dxa" w:w="1530"/>
           </w:tcPr>
           <w:p>
             <w:r>
-              <w:t>Mon-Thu Time</w:t>
+              <w:rPr>
+                <w:b/>
+              </w:rPr>
+              <w:t>Mon-Wed Time</w:t>
             </w:r>
           </w:p>
         </w:tc>
         <w:tc>
           <w:tcPr>
-            <w:tcW w:type="dxa" w:w="1080"/>
+            <w:tcW w:type="dxa" w:w="1530"/>
           </w:tcPr>
           <w:p>
             <w:r>
+              <w:rPr>
+                <w:b/>
+              </w:rPr>
               <w:t>Mon</w:t>
             </w:r>
           </w:p>
         </w:tc>
         <w:tc>
           <w:tcPr>
-            <w:tcW w:type="dxa" w:w="1080"/>
+            <w:tcW w:type="dxa" w:w="1530"/>
           </w:tcPr>
           <w:p>
             <w:r>
+              <w:rPr>
+                <w:b/>
+              </w:rPr>
               <w:t>Tue</w:t>
             </w:r>
           </w:p>
         </w:tc>
         <w:tc>
           <w:tcPr>
-            <w:tcW w:type="dxa" w:w="1080"/>
+            <w:tcW w:type="dxa" w:w="1530"/>
           </w:tcPr>
           <w:p>
             <w:r>
+              <w:rPr>
+                <w:b/>
+              </w:rPr>
               <w:t>Wed</w:t>
             </w:r>
           </w:p>
         </w:tc>
         <w:tc>
           <w:tcPr>
-            <w:tcW w:type="dxa" w:w="1080"/>
+            <w:tcW w:type="dxa" w:w="1530"/>
           </w:tcPr>
           <w:p>
             <w:r>
+              <w:rPr>
+                <w:b/>
+              </w:rPr>
               <w:t>Thu</w:t>
             </w:r>
           </w:p>
         </w:tc>
         <w:tc>
           <w:tcPr>
-            <w:tcW w:type="dxa" w:w="1080"/>
+            <w:tcW w:type="dxa" w:w="1530"/>
           </w:tcPr>
           <w:p>
             <w:r>
+              <w:rPr>
+                <w:b/>
+              </w:rPr>
               <w:t>Fri</w:t>
             </w:r>
           </w:p>
         </w:tc>
         <w:tc>
           <w:tcPr>
-            <w:tcW w:type="dxa" w:w="1080"/>
+            <w:tcW w:type="dxa" w:w="1530"/>
           </w:tcPr>
           <w:p>
             <w:r>
+              <w:rPr>
+                <w:b/>
+              </w:rPr>
               <w:t>Fri Time</w:t>
             </w:r>
           </w:p>
@@ -116,7 +140,7 @@
       <w:tr>
         <w:tc>
           <w:tcPr>
-            <w:tcW w:type="dxa" w:w="1080"/>
+            <w:tcW w:type="dxa" w:w="1530"/>
           </w:tcPr>
           <w:p>
             <w:r>
@@ -126,7 +150,7 @@
         </w:tc>
         <w:tc>
           <w:tcPr>
-            <w:tcW w:type="dxa" w:w="1080"/>
+            <w:tcW w:type="dxa" w:w="1530"/>
           </w:tcPr>
           <w:p>
             <w:r>
@@ -136,7 +160,7 @@
         </w:tc>
         <w:tc>
           <w:tcPr>
-            <w:tcW w:type="dxa" w:w="1080"/>
+            <w:tcW w:type="dxa" w:w="1530"/>
           </w:tcPr>
           <w:p>
             <w:r>
@@ -148,7 +172,7 @@
         </w:tc>
         <w:tc>
           <w:tcPr>
-            <w:tcW w:type="dxa" w:w="1080"/>
+            <w:tcW w:type="dxa" w:w="1530"/>
           </w:tcPr>
           <w:p>
             <w:r>
@@ -160,7 +184,7 @@
         </w:tc>
         <w:tc>
           <w:tcPr>
-            <w:tcW w:type="dxa" w:w="1080"/>
+            <w:tcW w:type="dxa" w:w="1530"/>
           </w:tcPr>
           <w:p>
             <w:r>
@@ -172,7 +196,7 @@
         </w:tc>
         <w:tc>
           <w:tcPr>
-            <w:tcW w:type="dxa" w:w="1080"/>
+            <w:tcW w:type="dxa" w:w="1530"/>
           </w:tcPr>
           <w:p>
             <w:r>
@@ -184,7 +208,127 @@
         </w:tc>
         <w:tc>
           <w:tcPr>
-            <w:tcW w:type="dxa" w:w="1080"/>
+            <w:tcW w:type="dxa" w:w="1530"/>
+          </w:tcPr>
+          <w:p>
+            <w:r>
+              <w:t>8B</w:t>
+              <w:br/>
+              <w:t>SINDHI</w:t>
+            </w:r>
+          </w:p>
+        </w:tc>
+        <w:tc>
+          <w:tcPr>
+            <w:tcW w:type="dxa" w:w="1530"/>
+          </w:tcPr>
+          <w:p>
+            <w:r>
+              <w:t>8:00-8:40</w:t>
+            </w:r>
+          </w:p>
+        </w:tc>
+      </w:tr>
+      <w:tr>
+        <w:tc>
+          <w:tcPr>
+            <w:tcW w:type="dxa" w:w="1530"/>
+          </w:tcPr>
+          <w:p>
+            <w:r>
+              <w:t>P2</w:t>
+            </w:r>
+          </w:p>
+        </w:tc>
+        <w:tc>
+          <w:tcPr>
+            <w:tcW w:type="dxa" w:w="1530"/>
+          </w:tcPr>
+          <w:p>
+            <w:r>
+              <w:t>8:50-9:30</w:t>
+            </w:r>
+          </w:p>
+        </w:tc>
+        <w:tc>
+          <w:tcPr>
+            <w:tcW w:type="dxa" w:w="1530"/>
+          </w:tcPr>
+          <w:p>
+            <w:r/>
+          </w:p>
+        </w:tc>
+        <w:tc>
+          <w:tcPr>
+            <w:tcW w:type="dxa" w:w="1530"/>
+          </w:tcPr>
+          <w:p>
+            <w:r/>
+          </w:p>
+        </w:tc>
+        <w:tc>
+          <w:tcPr>
+            <w:tcW w:type="dxa" w:w="1530"/>
+          </w:tcPr>
+          <w:p>
+            <w:r/>
+          </w:p>
+        </w:tc>
+        <w:tc>
+          <w:tcPr>
+            <w:tcW w:type="dxa" w:w="1530"/>
+          </w:tcPr>
+          <w:p>
+            <w:r/>
+          </w:p>
+        </w:tc>
+        <w:tc>
+          <w:tcPr>
+            <w:tcW w:type="dxa" w:w="1530"/>
+          </w:tcPr>
+          <w:p>
+            <w:r>
+              <w:t>10F</w:t>
+              <w:br/>
+              <w:t>SINDHI-X</w:t>
+            </w:r>
+          </w:p>
+        </w:tc>
+        <w:tc>
+          <w:tcPr>
+            <w:tcW w:type="dxa" w:w="1530"/>
+          </w:tcPr>
+          <w:p>
+            <w:r>
+              <w:t>8:40-9:15</w:t>
+            </w:r>
+          </w:p>
+        </w:tc>
+      </w:tr>
+      <w:tr>
+        <w:tc>
+          <w:tcPr>
+            <w:tcW w:type="dxa" w:w="1530"/>
+          </w:tcPr>
+          <w:p>
+            <w:r>
+              <w:t>P3</w:t>
+            </w:r>
+          </w:p>
+        </w:tc>
+        <w:tc>
+          <w:tcPr>
+            <w:tcW w:type="dxa" w:w="1530"/>
+          </w:tcPr>
+          <w:p>
+            <w:r>
+              <w:t>9:30-10:10</w:t>
+            </w:r>
+          </w:p>
+        </w:tc>
+        <w:tc>
+          <w:tcPr>
+            <w:tcW w:type="dxa" w:w="1530"/>
           </w:tcPr>
           <w:p>
             <w:r>
@@ -196,11 +340,51 @@
         </w:tc>
         <w:tc>
           <w:tcPr>
-            <w:tcW w:type="dxa" w:w="1080"/>
+            <w:tcW w:type="dxa" w:w="1530"/>
           </w:tcPr>
           <w:p>
             <w:r>
-              <w:t>8:00-8:40</w:t>
+              <w:t>8D</w:t>
+              <w:br/>
+              <w:t>GP</w:t>
+            </w:r>
+          </w:p>
+        </w:tc>
+        <w:tc>
+          <w:tcPr>
+            <w:tcW w:type="dxa" w:w="1530"/>
+          </w:tcPr>
+          <w:p>
+            <w:r/>
+          </w:p>
+        </w:tc>
+        <w:tc>
+          <w:tcPr>
+            <w:tcW w:type="dxa" w:w="1530"/>
+          </w:tcPr>
+          <w:p>
+            <w:r>
+              <w:t>10B</w:t>
+              <w:br/>
+              <w:t>SINDHI-X</w:t>
+            </w:r>
+          </w:p>
+        </w:tc>
+        <w:tc>
+          <w:tcPr>
+            <w:tcW w:type="dxa" w:w="1530"/>
+          </w:tcPr>
+          <w:p>
+            <w:r/>
+          </w:p>
+        </w:tc>
+        <w:tc>
+          <w:tcPr>
+            <w:tcW w:type="dxa" w:w="1530"/>
+          </w:tcPr>
+          <w:p>
+            <w:r>
+              <w:t>9:15-9:50</w:t>
             </w:r>
           </w:p>
         </w:tc>
@@ -208,27 +392,191 @@
       <w:tr>
         <w:tc>
           <w:tcPr>
-            <w:tcW w:type="dxa" w:w="1080"/>
+            <w:tcW w:type="dxa" w:w="1530"/>
           </w:tcPr>
           <w:p>
             <w:r>
-              <w:t>P2</w:t>
+              <w:t>P4</w:t>
             </w:r>
           </w:p>
         </w:tc>
         <w:tc>
           <w:tcPr>
-            <w:tcW w:type="dxa" w:w="1080"/>
+            <w:tcW w:type="dxa" w:w="1530"/>
           </w:tcPr>
           <w:p>
             <w:r>
-              <w:t>8:50-9:30</w:t>
+              <w:t>10:10-10:50</w:t>
             </w:r>
           </w:p>
         </w:tc>
         <w:tc>
           <w:tcPr>
-            <w:tcW w:type="dxa" w:w="1080"/>
+            <w:tcW w:type="dxa" w:w="1530"/>
+          </w:tcPr>
+          <w:p>
+            <w:r>
+              <w:t>10B</w:t>
+              <w:br/>
+              <w:t>SINDHI-X</w:t>
+            </w:r>
+          </w:p>
+        </w:tc>
+        <w:tc>
+          <w:tcPr>
+            <w:tcW w:type="dxa" w:w="1530"/>
+          </w:tcPr>
+          <w:p>
+            <w:r>
+              <w:t>10D</w:t>
+              <w:br/>
+              <w:t>SINDHI-X</w:t>
+            </w:r>
+          </w:p>
+        </w:tc>
+        <w:tc>
+          <w:tcPr>
+            <w:tcW w:type="dxa" w:w="1530"/>
+          </w:tcPr>
+          <w:p>
+            <w:r>
+              <w:t>10D</w:t>
+              <w:br/>
+              <w:t>SINDHI-X</w:t>
+            </w:r>
+          </w:p>
+        </w:tc>
+        <w:tc>
+          <w:tcPr>
+            <w:tcW w:type="dxa" w:w="1530"/>
+          </w:tcPr>
+          <w:p>
+            <w:r>
+              <w:t>10D</w:t>
+              <w:br/>
+              <w:t>SINDHI-X</w:t>
+            </w:r>
+          </w:p>
+        </w:tc>
+        <w:tc>
+          <w:tcPr>
+            <w:tcW w:type="dxa" w:w="1530"/>
+          </w:tcPr>
+          <w:p>
+            <w:r>
+              <w:t>10D</w:t>
+              <w:br/>
+              <w:t>SINDHI-X</w:t>
+            </w:r>
+          </w:p>
+        </w:tc>
+        <w:tc>
+          <w:tcPr>
+            <w:tcW w:type="dxa" w:w="1530"/>
+          </w:tcPr>
+          <w:p>
+            <w:r>
+              <w:t>9:50-10:25</w:t>
+            </w:r>
+          </w:p>
+        </w:tc>
+      </w:tr>
+      <w:tr>
+        <w:tc>
+          <w:tcPr>
+            <w:tcW w:type="dxa" w:w="1530"/>
+          </w:tcPr>
+          <w:p>
+            <w:r>
+              <w:t>Lunch</w:t>
+            </w:r>
+          </w:p>
+        </w:tc>
+        <w:tc>
+          <w:tcPr>
+            <w:tcW w:type="dxa" w:w="1530"/>
+          </w:tcPr>
+          <w:p>
+            <w:r>
+              <w:t>10:50-11:20</w:t>
+            </w:r>
+          </w:p>
+        </w:tc>
+        <w:tc>
+          <w:tcPr>
+            <w:tcW w:type="dxa" w:w="1530"/>
+          </w:tcPr>
+          <w:p>
+            <w:r/>
+          </w:p>
+        </w:tc>
+        <w:tc>
+          <w:tcPr>
+            <w:tcW w:type="dxa" w:w="1530"/>
+          </w:tcPr>
+          <w:p>
+            <w:r/>
+          </w:p>
+        </w:tc>
+        <w:tc>
+          <w:tcPr>
+            <w:tcW w:type="dxa" w:w="1530"/>
+          </w:tcPr>
+          <w:p>
+            <w:r/>
+          </w:p>
+        </w:tc>
+        <w:tc>
+          <w:tcPr>
+            <w:tcW w:type="dxa" w:w="1530"/>
+          </w:tcPr>
+          <w:p>
+            <w:r/>
+          </w:p>
+        </w:tc>
+        <w:tc>
+          <w:tcPr>
+            <w:tcW w:type="dxa" w:w="1530"/>
+          </w:tcPr>
+          <w:p>
+            <w:r/>
+          </w:p>
+        </w:tc>
+        <w:tc>
+          <w:tcPr>
+            <w:tcW w:type="dxa" w:w="1530"/>
+          </w:tcPr>
+          <w:p>
+            <w:r>
+              <w:t>10:25-10:55</w:t>
+            </w:r>
+          </w:p>
+        </w:tc>
+      </w:tr>
+      <w:tr>
+        <w:tc>
+          <w:tcPr>
+            <w:tcW w:type="dxa" w:w="1530"/>
+          </w:tcPr>
+          <w:p>
+            <w:r>
+              <w:t>P5</w:t>
+            </w:r>
+          </w:p>
+        </w:tc>
+        <w:tc>
+          <w:tcPr>
+            <w:tcW w:type="dxa" w:w="1530"/>
+          </w:tcPr>
+          <w:p>
+            <w:r>
+              <w:t>11:20-12:00</w:t>
+            </w:r>
+          </w:p>
+        </w:tc>
+        <w:tc>
+          <w:tcPr>
+            <w:tcW w:type="dxa" w:w="1530"/>
           </w:tcPr>
           <w:p>
             <w:r>
@@ -240,7 +588,19 @@
         </w:tc>
         <w:tc>
           <w:tcPr>
-            <w:tcW w:type="dxa" w:w="1080"/>
+            <w:tcW w:type="dxa" w:w="1530"/>
+          </w:tcPr>
+          <w:p>
+            <w:r>
+              <w:t>8B</w:t>
+              <w:br/>
+              <w:t>SINDHI</w:t>
+            </w:r>
+          </w:p>
+        </w:tc>
+        <w:tc>
+          <w:tcPr>
+            <w:tcW w:type="dxa" w:w="1530"/>
           </w:tcPr>
           <w:p>
             <w:r/>
@@ -248,11 +608,19 @@
         </w:tc>
         <w:tc>
           <w:tcPr>
-            <w:tcW w:type="dxa" w:w="1080"/>
+            <w:tcW w:type="dxa" w:w="1530"/>
+          </w:tcPr>
+          <w:p>
+            <w:r/>
+          </w:p>
+        </w:tc>
+        <w:tc>
+          <w:tcPr>
+            <w:tcW w:type="dxa" w:w="1530"/>
           </w:tcPr>
           <w:p>
             <w:r>
-              <w:t>10D</w:t>
+              <w:t>10B</w:t>
               <w:br/>
               <w:t>SINDHI-X</w:t>
             </w:r>
@@ -260,7 +628,119 @@
         </w:tc>
         <w:tc>
           <w:tcPr>
-            <w:tcW w:type="dxa" w:w="1080"/>
+            <w:tcW w:type="dxa" w:w="1530"/>
+          </w:tcPr>
+          <w:p>
+            <w:r>
+              <w:t>10:55-11:35</w:t>
+            </w:r>
+          </w:p>
+        </w:tc>
+      </w:tr>
+      <w:tr>
+        <w:tc>
+          <w:tcPr>
+            <w:tcW w:type="dxa" w:w="1530"/>
+          </w:tcPr>
+          <w:p>
+            <w:r>
+              <w:t>P6</w:t>
+            </w:r>
+          </w:p>
+        </w:tc>
+        <w:tc>
+          <w:tcPr>
+            <w:tcW w:type="dxa" w:w="1530"/>
+          </w:tcPr>
+          <w:p>
+            <w:r>
+              <w:t>12:00-12:40</w:t>
+            </w:r>
+          </w:p>
+        </w:tc>
+        <w:tc>
+          <w:tcPr>
+            <w:tcW w:type="dxa" w:w="1530"/>
+          </w:tcPr>
+          <w:p>
+            <w:r/>
+          </w:p>
+        </w:tc>
+        <w:tc>
+          <w:tcPr>
+            <w:tcW w:type="dxa" w:w="1530"/>
+          </w:tcPr>
+          <w:p>
+            <w:r/>
+          </w:p>
+        </w:tc>
+        <w:tc>
+          <w:tcPr>
+            <w:tcW w:type="dxa" w:w="1530"/>
+          </w:tcPr>
+          <w:p>
+            <w:r>
+              <w:t>10B</w:t>
+              <w:br/>
+              <w:t>SINDHI-X</w:t>
+            </w:r>
+          </w:p>
+        </w:tc>
+        <w:tc>
+          <w:tcPr>
+            <w:tcW w:type="dxa" w:w="1530"/>
+          </w:tcPr>
+          <w:p>
+            <w:r>
+              <w:t>8B</w:t>
+              <w:br/>
+              <w:t>SINDHI</w:t>
+            </w:r>
+          </w:p>
+        </w:tc>
+        <w:tc>
+          <w:tcPr>
+            <w:tcW w:type="dxa" w:w="1530"/>
+          </w:tcPr>
+          <w:p>
+            <w:r/>
+          </w:p>
+        </w:tc>
+        <w:tc>
+          <w:tcPr>
+            <w:tcW w:type="dxa" w:w="1530"/>
+          </w:tcPr>
+          <w:p>
+            <w:r>
+              <w:t>11:35-12:15</w:t>
+            </w:r>
+          </w:p>
+        </w:tc>
+      </w:tr>
+      <w:tr>
+        <w:tc>
+          <w:tcPr>
+            <w:tcW w:type="dxa" w:w="1530"/>
+          </w:tcPr>
+          <w:p>
+            <w:r>
+              <w:t>P7</w:t>
+            </w:r>
+          </w:p>
+        </w:tc>
+        <w:tc>
+          <w:tcPr>
+            <w:tcW w:type="dxa" w:w="1530"/>
+          </w:tcPr>
+          <w:p>
+            <w:r>
+              <w:t>12:40-1:20</w:t>
+            </w:r>
+          </w:p>
+        </w:tc>
+        <w:tc>
+          <w:tcPr>
+            <w:tcW w:type="dxa" w:w="1530"/>
           </w:tcPr>
           <w:p>
             <w:r>
@@ -272,7 +752,7 @@
         </w:tc>
         <w:tc>
           <w:tcPr>
-            <w:tcW w:type="dxa" w:w="1080"/>
+            <w:tcW w:type="dxa" w:w="1530"/>
           </w:tcPr>
           <w:p>
             <w:r/>
@@ -280,39 +760,7 @@
         </w:tc>
         <w:tc>
           <w:tcPr>
-            <w:tcW w:type="dxa" w:w="1080"/>
-          </w:tcPr>
-          <w:p>
-            <w:r>
-              <w:t>8:40-9:15</w:t>
-            </w:r>
-          </w:p>
-        </w:tc>
-      </w:tr>
-      <w:tr>
-        <w:tc>
-          <w:tcPr>
-            <w:tcW w:type="dxa" w:w="1080"/>
-          </w:tcPr>
-          <w:p>
-            <w:r>
-              <w:t>P3</w:t>
-            </w:r>
-          </w:p>
-        </w:tc>
-        <w:tc>
-          <w:tcPr>
-            <w:tcW w:type="dxa" w:w="1080"/>
-          </w:tcPr>
-          <w:p>
-            <w:r>
-              <w:t>9:30-10:10</w:t>
-            </w:r>
-          </w:p>
-        </w:tc>
-        <w:tc>
-          <w:tcPr>
-            <w:tcW w:type="dxa" w:w="1080"/>
+            <w:tcW w:type="dxa" w:w="1530"/>
           </w:tcPr>
           <w:p>
             <w:r/>
@@ -320,7 +768,7 @@
         </w:tc>
         <w:tc>
           <w:tcPr>
-            <w:tcW w:type="dxa" w:w="1080"/>
+            <w:tcW w:type="dxa" w:w="1530"/>
           </w:tcPr>
           <w:p>
             <w:r/>
@@ -328,7 +776,7 @@
         </w:tc>
         <w:tc>
           <w:tcPr>
-            <w:tcW w:type="dxa" w:w="1080"/>
+            <w:tcW w:type="dxa" w:w="1530"/>
           </w:tcPr>
           <w:p>
             <w:r/>
@@ -336,7 +784,37 @@
         </w:tc>
         <w:tc>
           <w:tcPr>
-            <w:tcW w:type="dxa" w:w="1080"/>
+            <w:tcW w:type="dxa" w:w="1530"/>
+          </w:tcPr>
+          <w:p>
+            <w:r/>
+          </w:p>
+        </w:tc>
+      </w:tr>
+      <w:tr>
+        <w:tc>
+          <w:tcPr>
+            <w:tcW w:type="dxa" w:w="1530"/>
+          </w:tcPr>
+          <w:p>
+            <w:r>
+              <w:t>P8</w:t>
+            </w:r>
+          </w:p>
+        </w:tc>
+        <w:tc>
+          <w:tcPr>
+            <w:tcW w:type="dxa" w:w="1530"/>
+          </w:tcPr>
+          <w:p>
+            <w:r>
+              <w:t>1:20-2:00</w:t>
+            </w:r>
+          </w:p>
+        </w:tc>
+        <w:tc>
+          <w:tcPr>
+            <w:tcW w:type="dxa" w:w="1530"/>
           </w:tcPr>
           <w:p>
             <w:r/>
@@ -344,75 +822,7 @@
         </w:tc>
         <w:tc>
           <w:tcPr>
-            <w:tcW w:type="dxa" w:w="1080"/>
-          </w:tcPr>
-          <w:p>
-            <w:r>
-              <w:t>10F</w:t>
-              <w:br/>
-              <w:t>SINDHI-X</w:t>
-            </w:r>
-          </w:p>
-        </w:tc>
-        <w:tc>
-          <w:tcPr>
-            <w:tcW w:type="dxa" w:w="1080"/>
-          </w:tcPr>
-          <w:p>
-            <w:r>
-              <w:t>9:15-9:50</w:t>
-            </w:r>
-          </w:p>
-        </w:tc>
-      </w:tr>
-      <w:tr>
-        <w:tc>
-          <w:tcPr>
-            <w:tcW w:type="dxa" w:w="1080"/>
-          </w:tcPr>
-          <w:p>
-            <w:r>
-              <w:t>P4</w:t>
-            </w:r>
-          </w:p>
-        </w:tc>
-        <w:tc>
-          <w:tcPr>
-            <w:tcW w:type="dxa" w:w="1080"/>
-          </w:tcPr>
-          <w:p>
-            <w:r>
-              <w:t>10:10-10:50</w:t>
-            </w:r>
-          </w:p>
-        </w:tc>
-        <w:tc>
-          <w:tcPr>
-            <w:tcW w:type="dxa" w:w="1080"/>
-          </w:tcPr>
-          <w:p>
-            <w:r/>
-          </w:p>
-        </w:tc>
-        <w:tc>
-          <w:tcPr>
-            <w:tcW w:type="dxa" w:w="1080"/>
-          </w:tcPr>
-          <w:p>
-            <w:r/>
-          </w:p>
-        </w:tc>
-        <w:tc>
-          <w:tcPr>
-            <w:tcW w:type="dxa" w:w="1080"/>
-          </w:tcPr>
-          <w:p>
-            <w:r/>
-          </w:p>
-        </w:tc>
-        <w:tc>
-          <w:tcPr>
-            <w:tcW w:type="dxa" w:w="1080"/>
+            <w:tcW w:type="dxa" w:w="1530"/>
           </w:tcPr>
           <w:p>
             <w:r>
@@ -424,7 +834,7 @@
         </w:tc>
         <w:tc>
           <w:tcPr>
-            <w:tcW w:type="dxa" w:w="1080"/>
+            <w:tcW w:type="dxa" w:w="1530"/>
           </w:tcPr>
           <w:p>
             <w:r/>
@@ -432,39 +842,7 @@
         </w:tc>
         <w:tc>
           <w:tcPr>
-            <w:tcW w:type="dxa" w:w="1080"/>
-          </w:tcPr>
-          <w:p>
-            <w:r>
-              <w:t>9:50-10:25</w:t>
-            </w:r>
-          </w:p>
-        </w:tc>
-      </w:tr>
-      <w:tr>
-        <w:tc>
-          <w:tcPr>
-            <w:tcW w:type="dxa" w:w="1080"/>
-          </w:tcPr>
-          <w:p>
-            <w:r>
-              <w:t>Lunch</w:t>
-            </w:r>
-          </w:p>
-        </w:tc>
-        <w:tc>
-          <w:tcPr>
-            <w:tcW w:type="dxa" w:w="1080"/>
-          </w:tcPr>
-          <w:p>
-            <w:r>
-              <w:t>10:50-11:20</w:t>
-            </w:r>
-          </w:p>
-        </w:tc>
-        <w:tc>
-          <w:tcPr>
-            <w:tcW w:type="dxa" w:w="1080"/>
+            <w:tcW w:type="dxa" w:w="1530"/>
           </w:tcPr>
           <w:p>
             <w:r/>
@@ -472,7 +850,7 @@
         </w:tc>
         <w:tc>
           <w:tcPr>
-            <w:tcW w:type="dxa" w:w="1080"/>
+            <w:tcW w:type="dxa" w:w="1530"/>
           </w:tcPr>
           <w:p>
             <w:r/>
@@ -480,361 +858,7 @@
         </w:tc>
         <w:tc>
           <w:tcPr>
-            <w:tcW w:type="dxa" w:w="1080"/>
-          </w:tcPr>
-          <w:p>
-            <w:r/>
-          </w:p>
-        </w:tc>
-        <w:tc>
-          <w:tcPr>
-            <w:tcW w:type="dxa" w:w="1080"/>
-          </w:tcPr>
-          <w:p>
-            <w:r/>
-          </w:p>
-        </w:tc>
-        <w:tc>
-          <w:tcPr>
-            <w:tcW w:type="dxa" w:w="1080"/>
-          </w:tcPr>
-          <w:p>
-            <w:r/>
-          </w:p>
-        </w:tc>
-        <w:tc>
-          <w:tcPr>
-            <w:tcW w:type="dxa" w:w="1080"/>
-          </w:tcPr>
-          <w:p>
-            <w:r>
-              <w:t>10:25-10:55</w:t>
-            </w:r>
-          </w:p>
-        </w:tc>
-      </w:tr>
-      <w:tr>
-        <w:tc>
-          <w:tcPr>
-            <w:tcW w:type="dxa" w:w="1080"/>
-          </w:tcPr>
-          <w:p>
-            <w:r>
-              <w:t>P5</w:t>
-            </w:r>
-          </w:p>
-        </w:tc>
-        <w:tc>
-          <w:tcPr>
-            <w:tcW w:type="dxa" w:w="1080"/>
-          </w:tcPr>
-          <w:p>
-            <w:r>
-              <w:t>11:20-12:00</w:t>
-            </w:r>
-          </w:p>
-        </w:tc>
-        <w:tc>
-          <w:tcPr>
-            <w:tcW w:type="dxa" w:w="1080"/>
-          </w:tcPr>
-          <w:p>
-            <w:r>
-              <w:t>10B</w:t>
-              <w:br/>
-              <w:t>SINDHI-X</w:t>
-            </w:r>
-          </w:p>
-        </w:tc>
-        <w:tc>
-          <w:tcPr>
-            <w:tcW w:type="dxa" w:w="1080"/>
-          </w:tcPr>
-          <w:p>
-            <w:r>
-              <w:t>8B</w:t>
-              <w:br/>
-              <w:t>SINDHI</w:t>
-            </w:r>
-          </w:p>
-        </w:tc>
-        <w:tc>
-          <w:tcPr>
-            <w:tcW w:type="dxa" w:w="1080"/>
-          </w:tcPr>
-          <w:p>
-            <w:r>
-              <w:t>8B</w:t>
-              <w:br/>
-              <w:t>SINDHI</w:t>
-            </w:r>
-          </w:p>
-        </w:tc>
-        <w:tc>
-          <w:tcPr>
-            <w:tcW w:type="dxa" w:w="1080"/>
-          </w:tcPr>
-          <w:p>
-            <w:r>
-              <w:t>10D</w:t>
-              <w:br/>
-              <w:t>SINDHI-X</w:t>
-            </w:r>
-          </w:p>
-        </w:tc>
-        <w:tc>
-          <w:tcPr>
-            <w:tcW w:type="dxa" w:w="1080"/>
-          </w:tcPr>
-          <w:p>
-            <w:r>
-              <w:t>10B</w:t>
-              <w:br/>
-              <w:t>SINDHI-X</w:t>
-            </w:r>
-          </w:p>
-        </w:tc>
-        <w:tc>
-          <w:tcPr>
-            <w:tcW w:type="dxa" w:w="1080"/>
-          </w:tcPr>
-          <w:p>
-            <w:r>
-              <w:t>10:55-11:35</w:t>
-            </w:r>
-          </w:p>
-        </w:tc>
-      </w:tr>
-      <w:tr>
-        <w:tc>
-          <w:tcPr>
-            <w:tcW w:type="dxa" w:w="1080"/>
-          </w:tcPr>
-          <w:p>
-            <w:r>
-              <w:t>P6</w:t>
-            </w:r>
-          </w:p>
-        </w:tc>
-        <w:tc>
-          <w:tcPr>
-            <w:tcW w:type="dxa" w:w="1080"/>
-          </w:tcPr>
-          <w:p>
-            <w:r>
-              <w:t>12:00-12:40</w:t>
-            </w:r>
-          </w:p>
-        </w:tc>
-        <w:tc>
-          <w:tcPr>
-            <w:tcW w:type="dxa" w:w="1080"/>
-          </w:tcPr>
-          <w:p>
-            <w:r>
-              <w:t>10D</w:t>
-              <w:br/>
-              <w:t>SINDHI-X</w:t>
-            </w:r>
-          </w:p>
-        </w:tc>
-        <w:tc>
-          <w:tcPr>
-            <w:tcW w:type="dxa" w:w="1080"/>
-          </w:tcPr>
-          <w:p>
-            <w:r>
-              <w:t>10D</w:t>
-              <w:br/>
-              <w:t>SINDHI-X</w:t>
-            </w:r>
-          </w:p>
-        </w:tc>
-        <w:tc>
-          <w:tcPr>
-            <w:tcW w:type="dxa" w:w="1080"/>
-          </w:tcPr>
-          <w:p>
-            <w:r>
-              <w:t>10B</w:t>
-              <w:br/>
-              <w:t>SINDHI-X</w:t>
-            </w:r>
-          </w:p>
-        </w:tc>
-        <w:tc>
-          <w:tcPr>
-            <w:tcW w:type="dxa" w:w="1080"/>
-          </w:tcPr>
-          <w:p>
-            <w:r/>
-          </w:p>
-        </w:tc>
-        <w:tc>
-          <w:tcPr>
-            <w:tcW w:type="dxa" w:w="1080"/>
-          </w:tcPr>
-          <w:p>
-            <w:r/>
-          </w:p>
-        </w:tc>
-        <w:tc>
-          <w:tcPr>
-            <w:tcW w:type="dxa" w:w="1080"/>
-          </w:tcPr>
-          <w:p>
-            <w:r>
-              <w:t>11:35-12:15</w:t>
-            </w:r>
-          </w:p>
-        </w:tc>
-      </w:tr>
-      <w:tr>
-        <w:tc>
-          <w:tcPr>
-            <w:tcW w:type="dxa" w:w="1080"/>
-          </w:tcPr>
-          <w:p>
-            <w:r>
-              <w:t>P7</w:t>
-            </w:r>
-          </w:p>
-        </w:tc>
-        <w:tc>
-          <w:tcPr>
-            <w:tcW w:type="dxa" w:w="1080"/>
-          </w:tcPr>
-          <w:p>
-            <w:r>
-              <w:t>12:40-1:20</w:t>
-            </w:r>
-          </w:p>
-        </w:tc>
-        <w:tc>
-          <w:tcPr>
-            <w:tcW w:type="dxa" w:w="1080"/>
-          </w:tcPr>
-          <w:p>
-            <w:r/>
-          </w:p>
-        </w:tc>
-        <w:tc>
-          <w:tcPr>
-            <w:tcW w:type="dxa" w:w="1080"/>
-          </w:tcPr>
-          <w:p>
-            <w:r>
-              <w:t>10B</w:t>
-              <w:br/>
-              <w:t>SINDHI-X</w:t>
-            </w:r>
-          </w:p>
-        </w:tc>
-        <w:tc>
-          <w:tcPr>
-            <w:tcW w:type="dxa" w:w="1080"/>
-          </w:tcPr>
-          <w:p>
-            <w:r/>
-          </w:p>
-        </w:tc>
-        <w:tc>
-          <w:tcPr>
-            <w:tcW w:type="dxa" w:w="1080"/>
-          </w:tcPr>
-          <w:p>
-            <w:r/>
-          </w:p>
-        </w:tc>
-        <w:tc>
-          <w:tcPr>
-            <w:tcW w:type="dxa" w:w="1080"/>
-          </w:tcPr>
-          <w:p>
-            <w:r/>
-          </w:p>
-        </w:tc>
-        <w:tc>
-          <w:tcPr>
-            <w:tcW w:type="dxa" w:w="1080"/>
-          </w:tcPr>
-          <w:p>
-            <w:r/>
-          </w:p>
-        </w:tc>
-      </w:tr>
-      <w:tr>
-        <w:tc>
-          <w:tcPr>
-            <w:tcW w:type="dxa" w:w="1080"/>
-          </w:tcPr>
-          <w:p>
-            <w:r>
-              <w:t>P8</w:t>
-            </w:r>
-          </w:p>
-        </w:tc>
-        <w:tc>
-          <w:tcPr>
-            <w:tcW w:type="dxa" w:w="1080"/>
-          </w:tcPr>
-          <w:p>
-            <w:r>
-              <w:t>1:20-2:00</w:t>
-            </w:r>
-          </w:p>
-        </w:tc>
-        <w:tc>
-          <w:tcPr>
-            <w:tcW w:type="dxa" w:w="1080"/>
-          </w:tcPr>
-          <w:p>
-            <w:r>
-              <w:t>8D</w:t>
-              <w:br/>
-              <w:t>GP</w:t>
-            </w:r>
-          </w:p>
-        </w:tc>
-        <w:tc>
-          <w:tcPr>
-            <w:tcW w:type="dxa" w:w="1080"/>
-          </w:tcPr>
-          <w:p>
-            <w:r/>
-          </w:p>
-        </w:tc>
-        <w:tc>
-          <w:tcPr>
-            <w:tcW w:type="dxa" w:w="1080"/>
-          </w:tcPr>
-          <w:p>
-            <w:r/>
-          </w:p>
-        </w:tc>
-        <w:tc>
-          <w:tcPr>
-            <w:tcW w:type="dxa" w:w="1080"/>
-          </w:tcPr>
-          <w:p>
-            <w:r>
-              <w:t>8B</w:t>
-              <w:br/>
-              <w:t>SINDHI</w:t>
-            </w:r>
-          </w:p>
-        </w:tc>
-        <w:tc>
-          <w:tcPr>
-            <w:tcW w:type="dxa" w:w="1080"/>
-          </w:tcPr>
-          <w:p>
-            <w:r/>
-          </w:p>
-        </w:tc>
-        <w:tc>
-          <w:tcPr>
-            <w:tcW w:type="dxa" w:w="1080"/>
+            <w:tcW w:type="dxa" w:w="1530"/>
           </w:tcPr>
           <w:p>
             <w:r/>
@@ -843,7 +867,7 @@
       </w:tr>
     </w:tbl>
     <w:sectPr>
-      <w:pgSz w:w="12240" w:h="15840"/>
+      <w:pgSz w:w="15840" w:h="12240" w:orient="landscape"/>
       <w:pgMar w:top="1440" w:right="1800" w:bottom="1440" w:left="1800" w:header="720" w:footer="720" w:gutter="0"/>
       <w:cols w:space="720"/>
       <w:docGrid w:linePitch="360"/>

--- a/GHAZALA_timetable.docx
+++ b/GHAZALA_timetable.docx
@@ -755,7 +755,11 @@
             <w:tcW w:type="dxa" w:w="1530"/>
           </w:tcPr>
           <w:p>
-            <w:r/>
+            <w:r>
+              <w:t>10B</w:t>
+              <w:br/>
+              <w:t>SINDHI-X</w:t>
+            </w:r>
           </w:p>
         </w:tc>
         <w:tc>
@@ -825,11 +829,7 @@
             <w:tcW w:type="dxa" w:w="1530"/>
           </w:tcPr>
           <w:p>
-            <w:r>
-              <w:t>10B</w:t>
-              <w:br/>
-              <w:t>SINDHI-X</w:t>
-            </w:r>
+            <w:r/>
           </w:p>
         </w:tc>
         <w:tc>

--- a/GHAZALA_timetable.docx
+++ b/GHAZALA_timetable.docx
@@ -271,7 +271,11 @@
             <w:tcW w:type="dxa" w:w="1530"/>
           </w:tcPr>
           <w:p>
-            <w:r/>
+            <w:r>
+              <w:t>8A</w:t>
+              <w:br/>
+              <w:t>SINDHI</w:t>
+            </w:r>
           </w:p>
         </w:tc>
         <w:tc>
@@ -343,11 +347,7 @@
             <w:tcW w:type="dxa" w:w="1530"/>
           </w:tcPr>
           <w:p>
-            <w:r>
-              <w:t>8D</w:t>
-              <w:br/>
-              <w:t>GP</w:t>
-            </w:r>
+            <w:r/>
           </w:p>
         </w:tc>
         <w:tc>
@@ -579,11 +579,7 @@
             <w:tcW w:type="dxa" w:w="1530"/>
           </w:tcPr>
           <w:p>
-            <w:r>
-              <w:t>8B</w:t>
-              <w:br/>
-              <w:t>GP</w:t>
-            </w:r>
+            <w:r/>
           </w:p>
         </w:tc>
         <w:tc>
@@ -744,9 +740,9 @@
           </w:tcPr>
           <w:p>
             <w:r>
-              <w:t>8C</w:t>
+              <w:t>8A</w:t>
               <w:br/>
-              <w:t>GP</w:t>
+              <w:t>SINDHI</w:t>
             </w:r>
           </w:p>
         </w:tc>
@@ -829,7 +825,11 @@
             <w:tcW w:type="dxa" w:w="1530"/>
           </w:tcPr>
           <w:p>
-            <w:r/>
+            <w:r>
+              <w:t>8A</w:t>
+              <w:br/>
+              <w:t>SINDHI</w:t>
+            </w:r>
           </w:p>
         </w:tc>
         <w:tc>

--- a/GHAZALA_timetable.docx
+++ b/GHAZALA_timetable.docx
@@ -12,7 +12,7 @@
     </w:p>
     <w:p>
       <w:r>
-        <w:t>Total Weekly Periods: 21</w:t>
+        <w:t>Total Weekly Periods: 19</w:t>
       </w:r>
     </w:p>
     <w:tbl>
@@ -163,11 +163,15 @@
             <w:tcW w:type="dxa" w:w="1530"/>
           </w:tcPr>
           <w:p>
-            <w:r>
-              <w:t>10F</w:t>
-              <w:br/>
-              <w:t>SINDHI-X</w:t>
-            </w:r>
+            <w:r/>
+          </w:p>
+        </w:tc>
+        <w:tc>
+          <w:tcPr>
+            <w:tcW w:type="dxa" w:w="1530"/>
+          </w:tcPr>
+          <w:p>
+            <w:r/>
           </w:p>
         </w:tc>
         <w:tc>
@@ -178,7 +182,7 @@
             <w:r>
               <w:t>10F</w:t>
               <w:br/>
-              <w:t>SINDHI-X</w:t>
+              <w:t>SINDHI-G</w:t>
             </w:r>
           </w:p>
         </w:tc>
@@ -187,11 +191,7 @@
             <w:tcW w:type="dxa" w:w="1530"/>
           </w:tcPr>
           <w:p>
-            <w:r>
-              <w:t>10F</w:t>
-              <w:br/>
-              <w:t>SINDHI-X</w:t>
-            </w:r>
+            <w:r/>
           </w:p>
         </w:tc>
         <w:tc>
@@ -199,23 +199,7 @@
             <w:tcW w:type="dxa" w:w="1530"/>
           </w:tcPr>
           <w:p>
-            <w:r>
-              <w:t>10F</w:t>
-              <w:br/>
-              <w:t>SINDHI-X</w:t>
-            </w:r>
-          </w:p>
-        </w:tc>
-        <w:tc>
-          <w:tcPr>
-            <w:tcW w:type="dxa" w:w="1530"/>
-          </w:tcPr>
-          <w:p>
-            <w:r>
-              <w:t>8B</w:t>
-              <w:br/>
-              <w:t>SINDHI</w:t>
-            </w:r>
+            <w:r/>
           </w:p>
         </w:tc>
         <w:tc>
@@ -255,26 +239,10 @@
             <w:tcW w:type="dxa" w:w="1530"/>
           </w:tcPr>
           <w:p>
-            <w:r/>
-          </w:p>
-        </w:tc>
-        <w:tc>
-          <w:tcPr>
-            <w:tcW w:type="dxa" w:w="1530"/>
-          </w:tcPr>
-          <w:p>
-            <w:r/>
-          </w:p>
-        </w:tc>
-        <w:tc>
-          <w:tcPr>
-            <w:tcW w:type="dxa" w:w="1530"/>
-          </w:tcPr>
-          <w:p>
             <w:r>
-              <w:t>8A</w:t>
+              <w:t>10B</w:t>
               <w:br/>
-              <w:t>SINDHI</w:t>
+              <w:t>SINDHI-X</w:t>
             </w:r>
           </w:p>
         </w:tc>
@@ -292,9 +260,33 @@
           </w:tcPr>
           <w:p>
             <w:r>
-              <w:t>10F</w:t>
+              <w:t>10B</w:t>
               <w:br/>
               <w:t>SINDHI-X</w:t>
+            </w:r>
+          </w:p>
+        </w:tc>
+        <w:tc>
+          <w:tcPr>
+            <w:tcW w:type="dxa" w:w="1530"/>
+          </w:tcPr>
+          <w:p>
+            <w:r>
+              <w:t>10D</w:t>
+              <w:br/>
+              <w:t>SINDHI-X</w:t>
+            </w:r>
+          </w:p>
+        </w:tc>
+        <w:tc>
+          <w:tcPr>
+            <w:tcW w:type="dxa" w:w="1530"/>
+          </w:tcPr>
+          <w:p>
+            <w:r>
+              <w:t>8E</w:t>
+              <w:br/>
+              <w:t>SINDHI</w:t>
             </w:r>
           </w:p>
         </w:tc>
@@ -335,11 +327,15 @@
             <w:tcW w:type="dxa" w:w="1530"/>
           </w:tcPr>
           <w:p>
-            <w:r>
-              <w:t>10D</w:t>
-              <w:br/>
-              <w:t>SINDHI-X</w:t>
-            </w:r>
+            <w:r/>
+          </w:p>
+        </w:tc>
+        <w:tc>
+          <w:tcPr>
+            <w:tcW w:type="dxa" w:w="1530"/>
+          </w:tcPr>
+          <w:p>
+            <w:r/>
           </w:p>
         </w:tc>
         <w:tc>
@@ -368,14 +364,6 @@
               <w:br/>
               <w:t>SINDHI-X</w:t>
             </w:r>
-          </w:p>
-        </w:tc>
-        <w:tc>
-          <w:tcPr>
-            <w:tcW w:type="dxa" w:w="1530"/>
-          </w:tcPr>
-          <w:p>
-            <w:r/>
           </w:p>
         </w:tc>
         <w:tc>
@@ -416,7 +404,7 @@
           </w:tcPr>
           <w:p>
             <w:r>
-              <w:t>10B</w:t>
+              <w:t>10D</w:t>
               <w:br/>
               <w:t>SINDHI-X</w:t>
             </w:r>
@@ -451,11 +439,7 @@
             <w:tcW w:type="dxa" w:w="1530"/>
           </w:tcPr>
           <w:p>
-            <w:r>
-              <w:t>10D</w:t>
-              <w:br/>
-              <w:t>SINDHI-X</w:t>
-            </w:r>
+            <w:r/>
           </w:p>
         </w:tc>
         <w:tc>
@@ -579,6 +563,18 @@
             <w:tcW w:type="dxa" w:w="1530"/>
           </w:tcPr>
           <w:p>
+            <w:r>
+              <w:t>8B</w:t>
+              <w:br/>
+              <w:t>SINDHI</w:t>
+            </w:r>
+          </w:p>
+        </w:tc>
+        <w:tc>
+          <w:tcPr>
+            <w:tcW w:type="dxa" w:w="1530"/>
+          </w:tcPr>
+          <w:p>
             <w:r/>
           </w:p>
         </w:tc>
@@ -599,7 +595,11 @@
             <w:tcW w:type="dxa" w:w="1530"/>
           </w:tcPr>
           <w:p>
-            <w:r/>
+            <w:r>
+              <w:t>10B</w:t>
+              <w:br/>
+              <w:t>SINDHI-X</w:t>
+            </w:r>
           </w:p>
         </w:tc>
         <w:tc>
@@ -608,18 +608,6 @@
           </w:tcPr>
           <w:p>
             <w:r/>
-          </w:p>
-        </w:tc>
-        <w:tc>
-          <w:tcPr>
-            <w:tcW w:type="dxa" w:w="1530"/>
-          </w:tcPr>
-          <w:p>
-            <w:r>
-              <w:t>10B</w:t>
-              <w:br/>
-              <w:t>SINDHI-X</w:t>
-            </w:r>
           </w:p>
         </w:tc>
         <w:tc>
@@ -659,15 +647,11 @@
             <w:tcW w:type="dxa" w:w="1530"/>
           </w:tcPr>
           <w:p>
-            <w:r/>
-          </w:p>
-        </w:tc>
-        <w:tc>
-          <w:tcPr>
-            <w:tcW w:type="dxa" w:w="1530"/>
-          </w:tcPr>
-          <w:p>
-            <w:r/>
+            <w:r>
+              <w:t>10F</w:t>
+              <w:br/>
+              <w:t>SINDHI-G</w:t>
+            </w:r>
           </w:p>
         </w:tc>
         <w:tc>
@@ -687,11 +671,7 @@
             <w:tcW w:type="dxa" w:w="1530"/>
           </w:tcPr>
           <w:p>
-            <w:r>
-              <w:t>8B</w:t>
-              <w:br/>
-              <w:t>SINDHI</w:t>
-            </w:r>
+            <w:r/>
           </w:p>
         </w:tc>
         <w:tc>
@@ -700,6 +680,18 @@
           </w:tcPr>
           <w:p>
             <w:r/>
+          </w:p>
+        </w:tc>
+        <w:tc>
+          <w:tcPr>
+            <w:tcW w:type="dxa" w:w="1530"/>
+          </w:tcPr>
+          <w:p>
+            <w:r>
+              <w:t>8B</w:t>
+              <w:br/>
+              <w:t>SINDHI</w:t>
+            </w:r>
           </w:p>
         </w:tc>
         <w:tc>
@@ -739,11 +731,15 @@
             <w:tcW w:type="dxa" w:w="1530"/>
           </w:tcPr>
           <w:p>
-            <w:r>
-              <w:t>8A</w:t>
-              <w:br/>
-              <w:t>SINDHI</w:t>
-            </w:r>
+            <w:r/>
+          </w:p>
+        </w:tc>
+        <w:tc>
+          <w:tcPr>
+            <w:tcW w:type="dxa" w:w="1530"/>
+          </w:tcPr>
+          <w:p>
+            <w:r/>
           </w:p>
         </w:tc>
         <w:tc>
@@ -752,18 +748,10 @@
           </w:tcPr>
           <w:p>
             <w:r>
-              <w:t>10B</w:t>
+              <w:t>8E</w:t>
               <w:br/>
-              <w:t>SINDHI-X</w:t>
+              <w:t>SINDHI</w:t>
             </w:r>
-          </w:p>
-        </w:tc>
-        <w:tc>
-          <w:tcPr>
-            <w:tcW w:type="dxa" w:w="1530"/>
-          </w:tcPr>
-          <w:p>
-            <w:r/>
           </w:p>
         </w:tc>
         <w:tc>
@@ -817,7 +805,11 @@
             <w:tcW w:type="dxa" w:w="1530"/>
           </w:tcPr>
           <w:p>
-            <w:r/>
+            <w:r>
+              <w:t>8E</w:t>
+              <w:br/>
+              <w:t>SINDHI</w:t>
+            </w:r>
           </w:p>
         </w:tc>
         <w:tc>
@@ -826,9 +818,9 @@
           </w:tcPr>
           <w:p>
             <w:r>
-              <w:t>8A</w:t>
+              <w:t>10F</w:t>
               <w:br/>
-              <w:t>SINDHI</w:t>
+              <w:t>SINDHI-G</w:t>
             </w:r>
           </w:p>
         </w:tc>
